--- a/static/media/7.huy_qd_ktra.docx
+++ b/static/media/7.huy_qd_ktra.docx
@@ -1,6 +1,6 @@
 
 <file path=word/document.xml><?xml version="1.0" encoding="utf-8"?>
-<w:document xmlns:wpc="http://schemas.microsoft.com/office/word/2010/wordprocessingCanvas" xmlns:cx="http://schemas.microsoft.com/office/drawing/2014/chartex" xmlns:cx1="http://schemas.microsoft.com/office/drawing/2015/9/8/chartex" xmlns:cx2="http://schemas.microsoft.com/office/drawing/2015/10/21/chartex" xmlns:cx3="http://schemas.microsoft.com/office/drawing/2016/5/9/chartex" xmlns:cx4="http://schemas.microsoft.com/office/drawing/2016/5/10/chartex" xmlns:cx5="http://schemas.microsoft.com/office/drawing/2016/5/11/chartex" xmlns:cx6="http://schemas.microsoft.com/office/drawing/2016/5/12/chartex" xmlns:cx7="http://schemas.microsoft.com/office/drawing/2016/5/13/chartex" xmlns:cx8="http://schemas.microsoft.com/office/drawing/2016/5/14/chartex" xmlns:mc="http://schemas.openxmlformats.org/markup-compatibility/2006" xmlns:aink="http://schemas.microsoft.com/office/drawing/2016/ink" xmlns:am3d="http://schemas.microsoft.com/office/drawing/2017/model3d" xmlns:o="urn:schemas-microsoft-com:office:office" xmlns:r="http://schemas.openxmlformats.org/officeDocument/2006/relationships" xmlns:m="http://schemas.openxmlformats.org/officeDocument/2006/math" xmlns:v="urn:schemas-microsoft-com:vml" xmlns:wp14="http://schemas.microsoft.com/office/word/2010/wordprocessingDrawing" xmlns:wp="http://schemas.openxmlformats.org/drawingml/2006/wordprocessingDrawing" xmlns:w10="urn:schemas-microsoft-com:office:word" xmlns:w="http://schemas.openxmlformats.org/wordprocessingml/2006/main" xmlns:w14="http://schemas.microsoft.com/office/word/2010/wordml" xmlns:w15="http://schemas.microsoft.com/office/word/2012/wordml" xmlns:w16cex="http://schemas.microsoft.com/office/word/2018/wordml/cex" xmlns:w16cid="http://schemas.microsoft.com/office/word/2016/wordml/cid" xmlns:w16="http://schemas.microsoft.com/office/word/2018/wordml" xmlns:w16sdtdh="http://schemas.microsoft.com/office/word/2020/wordml/sdtdatahash" xmlns:w16se="http://schemas.microsoft.com/office/word/2015/wordml/symex" xmlns:wpg="http://schemas.microsoft.com/office/word/2010/wordprocessingGroup" xmlns:wpi="http://schemas.microsoft.com/office/word/2010/wordprocessingInk" xmlns:wne="http://schemas.microsoft.com/office/word/2006/wordml" xmlns:wps="http://schemas.microsoft.com/office/word/2010/wordprocessingShape" mc:Ignorable="w14 w15 w16se w16cid w16 w16cex w16sdtdh wp14">
+<w:document xmlns:wpc="http://schemas.microsoft.com/office/word/2010/wordprocessingCanvas" xmlns:cx="http://schemas.microsoft.com/office/drawing/2014/chartex" xmlns:cx1="http://schemas.microsoft.com/office/drawing/2015/9/8/chartex" xmlns:cx2="http://schemas.microsoft.com/office/drawing/2015/10/21/chartex" xmlns:cx3="http://schemas.microsoft.com/office/drawing/2016/5/9/chartex" xmlns:cx4="http://schemas.microsoft.com/office/drawing/2016/5/10/chartex" xmlns:cx5="http://schemas.microsoft.com/office/drawing/2016/5/11/chartex" xmlns:cx6="http://schemas.microsoft.com/office/drawing/2016/5/12/chartex" xmlns:cx7="http://schemas.microsoft.com/office/drawing/2016/5/13/chartex" xmlns:cx8="http://schemas.microsoft.com/office/drawing/2016/5/14/chartex" xmlns:mc="http://schemas.openxmlformats.org/markup-compatibility/2006" xmlns:aink="http://schemas.microsoft.com/office/drawing/2016/ink" xmlns:am3d="http://schemas.microsoft.com/office/drawing/2017/model3d" xmlns:o="urn:schemas-microsoft-com:office:office" xmlns:oel="http://schemas.microsoft.com/office/2019/extlst" xmlns:r="http://schemas.openxmlformats.org/officeDocument/2006/relationships" xmlns:m="http://schemas.openxmlformats.org/officeDocument/2006/math" xmlns:v="urn:schemas-microsoft-com:vml" xmlns:wp14="http://schemas.microsoft.com/office/word/2010/wordprocessingDrawing" xmlns:wp="http://schemas.openxmlformats.org/drawingml/2006/wordprocessingDrawing" xmlns:w10="urn:schemas-microsoft-com:office:word" xmlns:w="http://schemas.openxmlformats.org/wordprocessingml/2006/main" xmlns:w14="http://schemas.microsoft.com/office/word/2010/wordml" xmlns:w15="http://schemas.microsoft.com/office/word/2012/wordml" xmlns:w16cex="http://schemas.microsoft.com/office/word/2018/wordml/cex" xmlns:w16cid="http://schemas.microsoft.com/office/word/2016/wordml/cid" xmlns:w16="http://schemas.microsoft.com/office/word/2018/wordml" xmlns:w16du="http://schemas.microsoft.com/office/word/2023/wordml/word16du" xmlns:w16sdtdh="http://schemas.microsoft.com/office/word/2020/wordml/sdtdatahash" xmlns:w16sdtfl="http://schemas.microsoft.com/office/word/2024/wordml/sdtformatlock" xmlns:w16se="http://schemas.microsoft.com/office/word/2015/wordml/symex" xmlns:wpg="http://schemas.microsoft.com/office/word/2010/wordprocessingGroup" xmlns:wpi="http://schemas.microsoft.com/office/word/2010/wordprocessingInk" xmlns:wne="http://schemas.microsoft.com/office/word/2006/wordml" xmlns:wps="http://schemas.microsoft.com/office/word/2010/wordprocessingShape" mc:Ignorable="w14 w15 w16se w16cid w16 w16cex w16sdtdh w16sdtfl w16du wp14">
   <w:body>
     <w:p>
       <w:pPr>
@@ -68,7 +68,7 @@
                 <w:sz w:val="26"/>
                 <w:szCs w:val="26"/>
               </w:rPr>
-              <w:t>TỔNG CỤC THUẾ</w:t>
+              <w:t>CỤC THUẾ</w:t>
             </w:r>
           </w:p>
         </w:tc>
@@ -128,7 +128,25 @@
                 <w:spacing w:val="-10"/>
                 <w:szCs w:val="26"/>
               </w:rPr>
-              <w:t>CỤC THUẾ TỈNH QUẢNG TRỊ</w:t>
+              <w:t xml:space="preserve">CHI </w:t>
+            </w:r>
+            <w:r>
+              <w:rPr>
+                <w:rFonts w:eastAsia="Times New Roman"/>
+                <w:b/>
+                <w:spacing w:val="-10"/>
+                <w:szCs w:val="26"/>
+              </w:rPr>
+              <w:t xml:space="preserve">CỤC THUẾ </w:t>
+            </w:r>
+            <w:r>
+              <w:rPr>
+                <w:rFonts w:eastAsia="Times New Roman"/>
+                <w:b/>
+                <w:spacing w:val="-10"/>
+                <w:szCs w:val="26"/>
+              </w:rPr>
+              <w:t>KHU VỰC XI</w:t>
             </w:r>
           </w:p>
         </w:tc>
@@ -166,7 +184,7 @@
     <w:p>
       <w:pPr>
         <w:tabs>
-          <w:tab w:val="center" w:pos="1843"/>
+          <w:tab w:val="center" w:pos="1985"/>
           <w:tab w:val="right" w:pos="9072"/>
         </w:tabs>
         <w:spacing w:before="120" w:after="0" w:line="240" w:lineRule="auto"/>
@@ -334,16 +352,8 @@
       <w:r>
         <w:rPr>
           <w:rFonts w:eastAsia="Times New Roman"/>
-          <w:sz w:val="26"/>
           <w:szCs w:val="26"/>
         </w:rPr>
-        <w:tab/>
-      </w:r>
-      <w:r>
-        <w:rPr>
-          <w:rFonts w:eastAsia="Times New Roman"/>
-          <w:szCs w:val="26"/>
-        </w:rPr>
         <w:t>Số</w:t>
       </w:r>
       <w:r>
@@ -358,7 +368,28 @@
           <w:color w:val="000000"/>
           <w:szCs w:val="28"/>
         </w:rPr>
-        <w:t>QĐ-CTQTR</w:t>
+        <w:t>QĐ-C</w:t>
+      </w:r>
+      <w:r>
+        <w:rPr>
+          <w:color w:val="000000"/>
+          <w:szCs w:val="28"/>
+        </w:rPr>
+        <w:t>C</w:t>
+      </w:r>
+      <w:r>
+        <w:rPr>
+          <w:color w:val="000000"/>
+          <w:szCs w:val="28"/>
+        </w:rPr>
+        <w:t>T</w:t>
+      </w:r>
+      <w:r>
+        <w:rPr>
+          <w:color w:val="000000"/>
+          <w:szCs w:val="28"/>
+        </w:rPr>
+        <w:t>KV.XI</w:t>
       </w:r>
       <w:r>
         <w:rPr>
@@ -571,6 +602,15 @@
         </w:rPr>
         <w:t xml:space="preserve">Về việc bãi bỏ quyết định &lt;tktra&gt; </w:t>
       </w:r>
+      <w:r>
+        <w:rPr>
+          <w:b/>
+          <w:color w:val="000000"/>
+          <w:szCs w:val="28"/>
+          <w:lang w:val="nl-NL"/>
+        </w:rPr>
+        <w:t>tại</w:t>
+      </w:r>
     </w:p>
     <w:p>
       <w:pPr>
@@ -586,15 +626,6 @@
       <w:r>
         <w:rPr>
           <w:b/>
-          <w:color w:val="000000"/>
-          <w:szCs w:val="28"/>
-          <w:lang w:val="nl-NL"/>
-        </w:rPr>
-        <w:t xml:space="preserve">tại </w:t>
-      </w:r>
-      <w:r>
-        <w:rPr>
-          <w:b/>
           <w:color w:val="000000" w:themeColor="text1"/>
           <w:szCs w:val="28"/>
         </w:rPr>
@@ -619,7 +650,37 @@
           <w:color w:val="000000"/>
           <w:szCs w:val="28"/>
         </w:rPr>
-        <w:t>CỤC TRƯỞNG CỤC THUẾ TỈNH QUẢNG TRỊ</w:t>
+        <w:t xml:space="preserve">CHI </w:t>
+      </w:r>
+      <w:r>
+        <w:rPr>
+          <w:b/>
+          <w:bCs/>
+          <w:iCs/>
+          <w:color w:val="000000"/>
+          <w:szCs w:val="28"/>
+        </w:rPr>
+        <w:t xml:space="preserve">CỤC TRƯỞNG </w:t>
+      </w:r>
+      <w:r>
+        <w:rPr>
+          <w:b/>
+          <w:bCs/>
+          <w:iCs/>
+          <w:color w:val="000000"/>
+          <w:szCs w:val="28"/>
+        </w:rPr>
+        <w:t xml:space="preserve">CHI </w:t>
+      </w:r>
+      <w:r>
+        <w:rPr>
+          <w:b/>
+          <w:bCs/>
+          <w:iCs/>
+          <w:color w:val="000000"/>
+          <w:szCs w:val="28"/>
+        </w:rPr>
+        <w:t>CỤC THUẾ</w:t>
       </w:r>
     </w:p>
     <w:p>
@@ -695,10 +756,18 @@
         <w:rPr>
           <w:i/>
           <w:color w:val="000000"/>
+          <w:szCs w:val="28"/>
+        </w:rPr>
+        <w:t>Căn cứ Quyết định số 904/QĐ-BTC ngày 03/03/2025 của Bộ Tài chính quy định chức năng, nhiệm vụ, quyền hạn và cơ cấu tổ chức của Chi cục Thuế khu vực thuộc Cục Thuế</w:t>
+      </w:r>
+      <w:r>
+        <w:rPr>
+          <w:i/>
+          <w:color w:val="000000"/>
           <w:spacing w:val="-4"/>
           <w:szCs w:val="28"/>
         </w:rPr>
-        <w:t>Căn cứ Quyết định số 1836/QĐ-BTC ngày 08 tháng 10 năm 2018 của Bộ Tài Chính quy định chức năng, nhiệm vụ, quyền hạn và cơ cấu tổ chức của Cục Thuế thuộc Tổng cục Thuế;</w:t>
+        <w:t>;</w:t>
       </w:r>
     </w:p>
     <w:p>
@@ -720,15 +789,16 @@
           <w:spacing w:val="-4"/>
           <w:szCs w:val="28"/>
         </w:rPr>
-        <w:t xml:space="preserve">Căn cứ Công văn số </w:t>
+        <w:t xml:space="preserve">Căn cứ </w:t>
       </w:r>
       <w:r>
         <w:rPr>
           <w:i/>
           <w:color w:val="000000"/>
           <w:spacing w:val="-4"/>
-        </w:rPr>
-        <w:t>&lt;cv_gia_han&gt;</w:t>
+          <w:szCs w:val="28"/>
+        </w:rPr>
+        <w:t>&lt;quy_trinh_ktra&gt;</w:t>
       </w:r>
       <w:r>
         <w:rPr>
@@ -737,16 +807,21 @@
           <w:spacing w:val="-4"/>
           <w:szCs w:val="28"/>
         </w:rPr>
-        <w:t xml:space="preserve">/CTQTR-TTKT ngày </w:t>
-      </w:r>
-      <w:r>
+        <w:t xml:space="preserve"> của Tổng cục Thuế về việc ban hành quy trình kiểm tra thuế;</w:t>
+      </w:r>
+    </w:p>
+    <w:p>
+      <w:pPr>
+        <w:spacing w:after="0"/>
+        <w:ind w:firstLine="567"/>
+        <w:jc w:val="both"/>
         <w:rPr>
           <w:i/>
           <w:color w:val="000000"/>
           <w:spacing w:val="-4"/>
-        </w:rPr>
-        <w:t xml:space="preserve">&lt;ngay_cv_gia_han&gt; </w:t>
-      </w:r>
+          <w:szCs w:val="28"/>
+        </w:rPr>
+      </w:pPr>
       <w:r>
         <w:rPr>
           <w:i/>
@@ -754,7 +829,59 @@
           <w:spacing w:val="-4"/>
           <w:szCs w:val="28"/>
         </w:rPr>
-        <w:t xml:space="preserve">của Cục Thuế tỉnh Quảng Trị về việc gia hạn thời gian &lt;tktra&gt; thuế tại </w:t>
+        <w:t xml:space="preserve">Căn cứ </w:t>
+      </w:r>
+      <w:r>
+        <w:rPr>
+          <w:i/>
+          <w:color w:val="000000"/>
+          <w:spacing w:val="-4"/>
+          <w:szCs w:val="28"/>
+        </w:rPr>
+        <w:t>Tờ trình</w:t>
+      </w:r>
+      <w:r>
+        <w:rPr>
+          <w:i/>
+          <w:color w:val="000000"/>
+          <w:spacing w:val="-4"/>
+          <w:szCs w:val="28"/>
+        </w:rPr>
+        <w:t xml:space="preserve"> </w:t>
+      </w:r>
+      <w:r>
+        <w:rPr>
+          <w:i/>
+          <w:color w:val="000000"/>
+          <w:spacing w:val="-4"/>
+          <w:szCs w:val="28"/>
+        </w:rPr>
+        <w:t xml:space="preserve">ngày </w:t>
+      </w:r>
+      <w:r>
+        <w:rPr>
+          <w:i/>
+          <w:color w:val="000000"/>
+          <w:spacing w:val="-4"/>
+        </w:rPr>
+        <w:t>&lt;ngay_ttrinh&gt;</w:t>
+      </w:r>
+      <w:r>
+        <w:rPr>
+          <w:i/>
+          <w:color w:val="000000"/>
+          <w:spacing w:val="-4"/>
+        </w:rPr>
+        <w:t xml:space="preserve"> </w:t>
+      </w:r>
+      <w:r>
+        <w:rPr>
+          <w:i/>
+          <w:color w:val="000000"/>
+          <w:spacing w:val="-4"/>
+          <w:szCs w:val="28"/>
+        </w:rPr>
+        <w:t xml:space="preserve">của </w:t>
       </w:r>
       <w:r>
         <w:rPr>
@@ -771,6 +898,24 @@
           <w:spacing w:val="-4"/>
           <w:szCs w:val="28"/>
         </w:rPr>
+        <w:t xml:space="preserve"> về việc </w:t>
+      </w:r>
+      <w:r>
+        <w:rPr>
+          <w:i/>
+          <w:color w:val="000000"/>
+          <w:spacing w:val="-4"/>
+          <w:szCs w:val="28"/>
+        </w:rPr>
+        <w:t>xin lùi thời gian kiểm tra thuế</w:t>
+      </w:r>
+      <w:r>
+        <w:rPr>
+          <w:i/>
+          <w:color w:val="000000"/>
+          <w:spacing w:val="-4"/>
+          <w:szCs w:val="28"/>
+        </w:rPr>
         <w:t>;</w:t>
       </w:r>
     </w:p>
@@ -790,6 +935,14 @@
           <w:szCs w:val="28"/>
         </w:rPr>
         <w:t>Theo đề nghị của Trưởng phòng Thanh tra – Kiểm tra</w:t>
+      </w:r>
+      <w:r>
+        <w:rPr>
+          <w:i/>
+          <w:color w:val="000000"/>
+          <w:szCs w:val="28"/>
+        </w:rPr>
+        <w:t xml:space="preserve"> số 4.</w:t>
       </w:r>
     </w:p>
     <w:p>
@@ -843,7 +996,31 @@
         <w:rPr>
           <w:lang w:val="nl-NL"/>
         </w:rPr>
-        <w:t xml:space="preserve">/QĐ-CTQTR ngày </w:t>
+        <w:t>/QĐ-C</w:t>
+      </w:r>
+      <w:r>
+        <w:rPr>
+          <w:lang w:val="nl-NL"/>
+        </w:rPr>
+        <w:t>C</w:t>
+      </w:r>
+      <w:r>
+        <w:rPr>
+          <w:lang w:val="nl-NL"/>
+        </w:rPr>
+        <w:t>T</w:t>
+      </w:r>
+      <w:r>
+        <w:rPr>
+          <w:lang w:val="nl-NL"/>
+        </w:rPr>
+        <w:t xml:space="preserve">KV.XI </w:t>
+      </w:r>
+      <w:r>
+        <w:rPr>
+          <w:lang w:val="nl-NL"/>
+        </w:rPr>
+        <w:t xml:space="preserve">ngày </w:t>
       </w:r>
       <w:r>
         <w:t>&lt;ngay_qd_tkt_dn&gt;</w:t>
@@ -853,7 +1030,35 @@
           <w:szCs w:val="28"/>
           <w:lang w:val="nl-NL"/>
         </w:rPr>
-        <w:t xml:space="preserve"> của Cục Thuế tỉnh Quảng Trị về việc &lt;tktra&gt; tại </w:t>
+        <w:t xml:space="preserve"> của </w:t>
+      </w:r>
+      <w:r>
+        <w:rPr>
+          <w:szCs w:val="28"/>
+          <w:lang w:val="nl-NL"/>
+        </w:rPr>
+        <w:t>Chi cục Thuế khu vực XI</w:t>
+      </w:r>
+      <w:r>
+        <w:rPr>
+          <w:szCs w:val="28"/>
+          <w:lang w:val="nl-NL"/>
+        </w:rPr>
+        <w:t xml:space="preserve"> về việc &lt;tktra&gt;</w:t>
+      </w:r>
+      <w:r>
+        <w:rPr>
+          <w:szCs w:val="28"/>
+          <w:lang w:val="nl-NL"/>
+        </w:rPr>
+        <w:t xml:space="preserve"> chấp hành pháp luật thuế</w:t>
+      </w:r>
+      <w:r>
+        <w:rPr>
+          <w:szCs w:val="28"/>
+          <w:lang w:val="nl-NL"/>
+        </w:rPr>
+        <w:t xml:space="preserve"> tại </w:t>
       </w:r>
       <w:r>
         <w:rPr>
@@ -867,7 +1072,28 @@
           <w:szCs w:val="28"/>
           <w:lang w:val="nl-NL"/>
         </w:rPr>
-        <w:t xml:space="preserve">, mã số thuế </w:t>
+        <w:t>;</w:t>
+      </w:r>
+      <w:r>
+        <w:rPr>
+          <w:szCs w:val="28"/>
+          <w:lang w:val="nl-NL"/>
+        </w:rPr>
+        <w:t xml:space="preserve"> </w:t>
+      </w:r>
+      <w:r>
+        <w:rPr>
+          <w:szCs w:val="28"/>
+          <w:lang w:val="nl-NL"/>
+        </w:rPr>
+        <w:t>M</w:t>
+      </w:r>
+      <w:r>
+        <w:rPr>
+          <w:szCs w:val="28"/>
+          <w:lang w:val="nl-NL"/>
+        </w:rPr>
+        <w:t xml:space="preserve">ã số thuế </w:t>
       </w:r>
       <w:r>
         <w:rPr>
@@ -875,6 +1101,20 @@
           <w:lang w:val="nl-NL"/>
         </w:rPr>
         <w:t>&lt;mst&gt;</w:t>
+      </w:r>
+      <w:r>
+        <w:rPr>
+          <w:szCs w:val="28"/>
+          <w:lang w:val="nl-NL"/>
+        </w:rPr>
+        <w:t xml:space="preserve">; </w:t>
+      </w:r>
+      <w:r>
+        <w:rPr>
+          <w:color w:val="000000" w:themeColor="text1"/>
+          <w:szCs w:val="28"/>
+        </w:rPr>
+        <w:t>Địa chỉ: &lt;dia_chi&gt;</w:t>
       </w:r>
       <w:r>
         <w:rPr>
@@ -930,7 +1170,31 @@
         <w:rPr>
           <w:lang w:val="nl-NL"/>
         </w:rPr>
-        <w:t xml:space="preserve">/QĐ-CTQTR ngày </w:t>
+        <w:t>/QĐ-C</w:t>
+      </w:r>
+      <w:r>
+        <w:rPr>
+          <w:lang w:val="nl-NL"/>
+        </w:rPr>
+        <w:t>C</w:t>
+      </w:r>
+      <w:r>
+        <w:rPr>
+          <w:lang w:val="nl-NL"/>
+        </w:rPr>
+        <w:t>T</w:t>
+      </w:r>
+      <w:r>
+        <w:rPr>
+          <w:lang w:val="nl-NL"/>
+        </w:rPr>
+        <w:t xml:space="preserve">KV.XI </w:t>
+      </w:r>
+      <w:r>
+        <w:rPr>
+          <w:lang w:val="nl-NL"/>
+        </w:rPr>
+        <w:t xml:space="preserve">ngày </w:t>
       </w:r>
       <w:r>
         <w:t>&lt;ngay_qd_tkt_dn&gt;</w:t>
@@ -1029,7 +1293,15 @@
           <w:sz w:val="22"/>
           <w:lang w:val="nl-NL"/>
         </w:rPr>
-        <w:t>Như trên</w:t>
+        <w:t xml:space="preserve">Như </w:t>
+      </w:r>
+      <w:r>
+        <w:rPr>
+          <w:rFonts w:eastAsia="Times New Roman"/>
+          <w:sz w:val="22"/>
+          <w:lang w:val="nl-NL"/>
+        </w:rPr>
+        <w:t>điều 2</w:t>
       </w:r>
       <w:r>
         <w:rPr>
@@ -1043,6 +1315,64 @@
       <w:r>
         <w:rPr>
           <w:rFonts w:eastAsia="Times New Roman"/>
+          <w:bCs/>
+          <w:sz w:val="22"/>
+          <w:lang w:val="nl-NL"/>
+        </w:rPr>
+        <w:tab/>
+      </w:r>
+      <w:r>
+        <w:rPr>
+          <w:rFonts w:eastAsia="Times New Roman"/>
+          <w:b/>
+          <w:bCs/>
+          <w:color w:val="000000" w:themeColor="text1"/>
+          <w:szCs w:val="28"/>
+        </w:rPr>
+        <w:t>&lt;LD_CUC&gt;</w:t>
+      </w:r>
+    </w:p>
+    <w:p>
+      <w:pPr>
+        <w:tabs>
+          <w:tab w:val="center" w:pos="6804"/>
+        </w:tabs>
+        <w:spacing w:after="0" w:line="240" w:lineRule="auto"/>
+        <w:jc w:val="both"/>
+        <w:rPr>
+          <w:rFonts w:eastAsia="Times New Roman"/>
+          <w:bCs/>
+          <w:sz w:val="22"/>
+          <w:lang w:val="nl-NL"/>
+        </w:rPr>
+      </w:pPr>
+      <w:r>
+        <w:rPr>
+          <w:color w:val="000000"/>
+          <w:sz w:val="22"/>
+          <w:lang w:val="nl-NL"/>
+        </w:rPr>
+        <w:t xml:space="preserve">- Phòng </w:t>
+      </w:r>
+      <w:r>
+        <w:rPr>
+          <w:color w:val="000000"/>
+          <w:sz w:val="22"/>
+          <w:lang w:val="nl-NL"/>
+        </w:rPr>
+        <w:t>QLHTDN số 3</w:t>
+      </w:r>
+      <w:r>
+        <w:rPr>
+          <w:color w:val="000000"/>
+          <w:sz w:val="22"/>
+          <w:lang w:val="nl-NL"/>
+        </w:rPr>
+        <w:t>;</w:t>
+      </w:r>
+      <w:r>
+        <w:rPr>
+          <w:rFonts w:eastAsia="Times New Roman"/>
           <w:b/>
           <w:bCs/>
           <w:szCs w:val="28"/>
@@ -1050,16 +1380,6 @@
         </w:rPr>
         <w:tab/>
         <w:t xml:space="preserve"> </w:t>
-      </w:r>
-      <w:r>
-        <w:rPr>
-          <w:rFonts w:eastAsia="Times New Roman"/>
-          <w:b/>
-          <w:bCs/>
-          <w:color w:val="000000" w:themeColor="text1"/>
-          <w:szCs w:val="28"/>
-        </w:rPr>
-        <w:t>&lt;LD_CUC&gt;</w:t>
       </w:r>
     </w:p>
     <w:p>
@@ -1084,7 +1404,39 @@
           <w:sz w:val="22"/>
           <w:lang w:val="nl-NL"/>
         </w:rPr>
-        <w:t>- Lưu: VT, TTKT (02 bản)</w:t>
+        <w:t>- Lưu: VT, TTKT</w:t>
+      </w:r>
+      <w:r>
+        <w:rPr>
+          <w:rFonts w:eastAsia="Times New Roman"/>
+          <w:sz w:val="22"/>
+          <w:lang w:val="nl-NL"/>
+        </w:rPr>
+        <w:t>4</w:t>
+      </w:r>
+      <w:r>
+        <w:rPr>
+          <w:rFonts w:eastAsia="Times New Roman"/>
+          <w:sz w:val="22"/>
+          <w:lang w:val="nl-NL"/>
+        </w:rPr>
+        <w:t xml:space="preserve"> (0</w:t>
+      </w:r>
+      <w:r>
+        <w:rPr>
+          <w:rFonts w:eastAsia="Times New Roman"/>
+          <w:sz w:val="22"/>
+          <w:lang w:val="nl-NL"/>
+        </w:rPr>
+        <w:t>3</w:t>
+      </w:r>
+      <w:r>
+        <w:rPr>
+          <w:rFonts w:eastAsia="Times New Roman"/>
+          <w:sz w:val="22"/>
+          <w:lang w:val="nl-NL"/>
+        </w:rPr>
+        <w:t xml:space="preserve"> bản)</w:t>
       </w:r>
       <w:r>
         <w:rPr>
@@ -1216,7 +1568,7 @@
 </file>
 
 <file path=word/styles.xml><?xml version="1.0" encoding="utf-8"?>
-<w:styles xmlns:mc="http://schemas.openxmlformats.org/markup-compatibility/2006" xmlns:r="http://schemas.openxmlformats.org/officeDocument/2006/relationships" xmlns:w="http://schemas.openxmlformats.org/wordprocessingml/2006/main" xmlns:w14="http://schemas.microsoft.com/office/word/2010/wordml" xmlns:w15="http://schemas.microsoft.com/office/word/2012/wordml" xmlns:w16cex="http://schemas.microsoft.com/office/word/2018/wordml/cex" xmlns:w16cid="http://schemas.microsoft.com/office/word/2016/wordml/cid" xmlns:w16="http://schemas.microsoft.com/office/word/2018/wordml" xmlns:w16sdtdh="http://schemas.microsoft.com/office/word/2020/wordml/sdtdatahash" xmlns:w16se="http://schemas.microsoft.com/office/word/2015/wordml/symex" mc:Ignorable="w14 w15 w16se w16cid w16 w16cex w16sdtdh">
+<w:styles xmlns:mc="http://schemas.openxmlformats.org/markup-compatibility/2006" xmlns:r="http://schemas.openxmlformats.org/officeDocument/2006/relationships" xmlns:w="http://schemas.openxmlformats.org/wordprocessingml/2006/main" xmlns:w14="http://schemas.microsoft.com/office/word/2010/wordml" xmlns:w15="http://schemas.microsoft.com/office/word/2012/wordml" xmlns:w16cex="http://schemas.microsoft.com/office/word/2018/wordml/cex" xmlns:w16cid="http://schemas.microsoft.com/office/word/2016/wordml/cid" xmlns:w16="http://schemas.microsoft.com/office/word/2018/wordml" xmlns:w16du="http://schemas.microsoft.com/office/word/2023/wordml/word16du" xmlns:w16sdtdh="http://schemas.microsoft.com/office/word/2020/wordml/sdtdatahash" xmlns:w16sdtfl="http://schemas.microsoft.com/office/word/2024/wordml/sdtformatlock" xmlns:w16se="http://schemas.microsoft.com/office/word/2015/wordml/symex" mc:Ignorable="w14 w15 w16se w16cid w16 w16cex w16sdtdh w16sdtfl w16du">
   <w:docDefaults>
     <w:rPrDefault>
       <w:rPr>
@@ -1338,6 +1690,7 @@
     <w:lsdException w:name="HTML Sample" w:semiHidden="1" w:unhideWhenUsed="1"/>
     <w:lsdException w:name="HTML Typewriter" w:semiHidden="1" w:unhideWhenUsed="1"/>
     <w:lsdException w:name="HTML Variable" w:semiHidden="1" w:unhideWhenUsed="1"/>
+    <w:lsdException w:name="Normal Table" w:semiHidden="1" w:unhideWhenUsed="1"/>
     <w:lsdException w:name="annotation subject" w:semiHidden="1" w:unhideWhenUsed="1"/>
     <w:lsdException w:name="No List" w:semiHidden="1" w:unhideWhenUsed="1"/>
     <w:lsdException w:name="Outline List 1" w:semiHidden="1" w:unhideWhenUsed="1"/>
@@ -1380,8 +1733,11 @@
     <w:lsdException w:name="Table Contemporary" w:semiHidden="1" w:unhideWhenUsed="1"/>
     <w:lsdException w:name="Table Elegant" w:semiHidden="1" w:unhideWhenUsed="1"/>
     <w:lsdException w:name="Table Professional" w:semiHidden="1" w:unhideWhenUsed="1"/>
+    <w:lsdException w:name="Table Subtle 1" w:semiHidden="1" w:unhideWhenUsed="1"/>
     <w:lsdException w:name="Table Subtle 2" w:semiHidden="1" w:unhideWhenUsed="1"/>
     <w:lsdException w:name="Table Web 1" w:semiHidden="1" w:unhideWhenUsed="1"/>
+    <w:lsdException w:name="Table Web 2" w:semiHidden="1" w:unhideWhenUsed="1"/>
+    <w:lsdException w:name="Table Web 3" w:semiHidden="1" w:unhideWhenUsed="1"/>
     <w:lsdException w:name="Balloon Text" w:semiHidden="1" w:unhideWhenUsed="1"/>
     <w:lsdException w:name="Table Grid" w:uiPriority="39"/>
     <w:lsdException w:name="Table Theme" w:semiHidden="1" w:unhideWhenUsed="1"/>

--- a/static/media/7.huy_qd_ktra.docx
+++ b/static/media/7.huy_qd_ktra.docx
@@ -2,28 +2,6 @@
 <file path=word/document.xml><?xml version="1.0" encoding="utf-8"?>
 <w:document xmlns:wpc="http://schemas.microsoft.com/office/word/2010/wordprocessingCanvas" xmlns:cx="http://schemas.microsoft.com/office/drawing/2014/chartex" xmlns:cx1="http://schemas.microsoft.com/office/drawing/2015/9/8/chartex" xmlns:cx2="http://schemas.microsoft.com/office/drawing/2015/10/21/chartex" xmlns:cx3="http://schemas.microsoft.com/office/drawing/2016/5/9/chartex" xmlns:cx4="http://schemas.microsoft.com/office/drawing/2016/5/10/chartex" xmlns:cx5="http://schemas.microsoft.com/office/drawing/2016/5/11/chartex" xmlns:cx6="http://schemas.microsoft.com/office/drawing/2016/5/12/chartex" xmlns:cx7="http://schemas.microsoft.com/office/drawing/2016/5/13/chartex" xmlns:cx8="http://schemas.microsoft.com/office/drawing/2016/5/14/chartex" xmlns:mc="http://schemas.openxmlformats.org/markup-compatibility/2006" xmlns:aink="http://schemas.microsoft.com/office/drawing/2016/ink" xmlns:am3d="http://schemas.microsoft.com/office/drawing/2017/model3d" xmlns:o="urn:schemas-microsoft-com:office:office" xmlns:oel="http://schemas.microsoft.com/office/2019/extlst" xmlns:r="http://schemas.openxmlformats.org/officeDocument/2006/relationships" xmlns:m="http://schemas.openxmlformats.org/officeDocument/2006/math" xmlns:v="urn:schemas-microsoft-com:vml" xmlns:wp14="http://schemas.microsoft.com/office/word/2010/wordprocessingDrawing" xmlns:wp="http://schemas.openxmlformats.org/drawingml/2006/wordprocessingDrawing" xmlns:w10="urn:schemas-microsoft-com:office:word" xmlns:w="http://schemas.openxmlformats.org/wordprocessingml/2006/main" xmlns:w14="http://schemas.microsoft.com/office/word/2010/wordml" xmlns:w15="http://schemas.microsoft.com/office/word/2012/wordml" xmlns:w16cex="http://schemas.microsoft.com/office/word/2018/wordml/cex" xmlns:w16cid="http://schemas.microsoft.com/office/word/2016/wordml/cid" xmlns:w16="http://schemas.microsoft.com/office/word/2018/wordml" xmlns:w16du="http://schemas.microsoft.com/office/word/2023/wordml/word16du" xmlns:w16sdtdh="http://schemas.microsoft.com/office/word/2020/wordml/sdtdatahash" xmlns:w16sdtfl="http://schemas.microsoft.com/office/word/2024/wordml/sdtformatlock" xmlns:w16se="http://schemas.microsoft.com/office/word/2015/wordml/symex" xmlns:wpg="http://schemas.microsoft.com/office/word/2010/wordprocessingGroup" xmlns:wpi="http://schemas.microsoft.com/office/word/2010/wordprocessingInk" xmlns:wne="http://schemas.microsoft.com/office/word/2006/wordml" xmlns:wps="http://schemas.microsoft.com/office/word/2010/wordprocessingShape" mc:Ignorable="w14 w15 w16se w16cid w16 w16cex w16sdtdh w16sdtfl w16du wp14">
   <w:body>
-    <w:p>
-      <w:pPr>
-        <w:tabs>
-          <w:tab w:val="center" w:pos="1843"/>
-          <w:tab w:val="center" w:pos="6521"/>
-        </w:tabs>
-        <w:spacing w:after="0" w:line="240" w:lineRule="auto"/>
-        <w:rPr>
-          <w:rFonts w:eastAsia="Times New Roman"/>
-          <w:sz w:val="26"/>
-          <w:szCs w:val="26"/>
-        </w:rPr>
-      </w:pPr>
-      <w:r>
-        <w:rPr>
-          <w:rFonts w:eastAsia="Times New Roman"/>
-          <w:sz w:val="26"/>
-          <w:szCs w:val="26"/>
-        </w:rPr>
-        <w:tab/>
-      </w:r>
-    </w:p>
     <w:tbl>
       <w:tblPr>
         <w:tblStyle w:val="TableGrid1"/>
@@ -756,18 +734,28 @@
         <w:rPr>
           <w:i/>
           <w:color w:val="000000"/>
-          <w:szCs w:val="28"/>
-        </w:rPr>
-        <w:t>Căn cứ Quyết định số 904/QĐ-BTC ngày 03/03/2025 của Bộ Tài chính quy định chức năng, nhiệm vụ, quyền hạn và cơ cấu tổ chức của Chi cục Thuế khu vực thuộc Cục Thuế</w:t>
-      </w:r>
-      <w:r>
-        <w:rPr>
-          <w:i/>
-          <w:color w:val="000000"/>
           <w:spacing w:val="-4"/>
           <w:szCs w:val="28"/>
         </w:rPr>
-        <w:t>;</w:t>
+        <w:t xml:space="preserve">Căn cứ </w:t>
+      </w:r>
+      <w:r>
+        <w:rPr>
+          <w:i/>
+          <w:color w:val="000000"/>
+          <w:spacing w:val="-4"/>
+          <w:szCs w:val="28"/>
+        </w:rPr>
+        <w:t>&lt;quy_trinh_ktra&gt;</w:t>
+      </w:r>
+      <w:r>
+        <w:rPr>
+          <w:i/>
+          <w:color w:val="000000"/>
+          <w:spacing w:val="-4"/>
+          <w:szCs w:val="28"/>
+        </w:rPr>
+        <w:t xml:space="preserve"> của Tổng cục Thuế về việc ban hành quy trình kiểm tra thuế;</w:t>
       </w:r>
     </w:p>
     <w:p>
@@ -786,20 +774,32 @@
         <w:rPr>
           <w:i/>
           <w:color w:val="000000"/>
+          <w:szCs w:val="28"/>
+        </w:rPr>
+        <w:t>Căn cứ Quyết định số 904/QĐ-BTC ngày 03/03/2025 của Bộ Tài chính quy định chức năng, nhiệm vụ, quyền hạn và cơ cấu tổ chức của Chi cục Thuế khu vực thuộc Cục Thuế</w:t>
+      </w:r>
+      <w:r>
+        <w:rPr>
+          <w:i/>
+          <w:color w:val="000000"/>
           <w:spacing w:val="-4"/>
           <w:szCs w:val="28"/>
         </w:rPr>
-        <w:t xml:space="preserve">Căn cứ </w:t>
-      </w:r>
-      <w:r>
+        <w:t>;</w:t>
+      </w:r>
+    </w:p>
+    <w:p>
+      <w:pPr>
+        <w:spacing w:after="0"/>
+        <w:ind w:firstLine="567"/>
+        <w:jc w:val="both"/>
         <w:rPr>
           <w:i/>
           <w:color w:val="000000"/>
           <w:spacing w:val="-4"/>
           <w:szCs w:val="28"/>
         </w:rPr>
-        <w:t>&lt;quy_trinh_ktra&gt;</w:t>
-      </w:r>
+      </w:pPr>
       <w:r>
         <w:rPr>
           <w:i/>
@@ -807,7 +807,29 @@
           <w:spacing w:val="-4"/>
           <w:szCs w:val="28"/>
         </w:rPr>
-        <w:t xml:space="preserve"> của Tổng cục Thuế về việc ban hành quy trình kiểm tra thuế;</w:t>
+        <w:t>Căn cứ Quyết định số 02/QĐ-CT ngày 03/03/2025 của Cục trưởng Cục Thuế về việc ban hành quy định chức năng, nhiệm vụ, quyền hạn của Văn phòng, các Phòng thuộc Chi cục Thuế khu vực;</w:t>
+      </w:r>
+    </w:p>
+    <w:p>
+      <w:pPr>
+        <w:spacing w:after="0"/>
+        <w:ind w:firstLine="567"/>
+        <w:jc w:val="both"/>
+        <w:rPr>
+          <w:i/>
+          <w:color w:val="000000"/>
+          <w:spacing w:val="-4"/>
+          <w:szCs w:val="28"/>
+        </w:rPr>
+      </w:pPr>
+      <w:r>
+        <w:rPr>
+          <w:i/>
+          <w:color w:val="000000"/>
+          <w:spacing w:val="-4"/>
+          <w:szCs w:val="28"/>
+        </w:rPr>
+        <w:t>Căn cứ &lt;tham_quyen_ky&gt; của Chi cục Thuế khu vực XI về việc giao cho Phó Chi cục trưởng Chi cục Thuế được ký thay một số văn bản thuộc thẩm quyền của Chi cục trưởng Chi cục Thuế;</w:t>
       </w:r>
     </w:p>
     <w:p>
